--- a/ky/discovery-articles/2.7 Оптика жана линзалар.docx
+++ b/ky/discovery-articles/2.7 Оптика жана линзалар.docx
@@ -4,527 +4,350 @@
   <w:body>
     <w:p>
       <w:pPr>
-        <w:keepNext/>
-        <w:spacing w:before="280" w:after="120"/>
+        <w:pStyle w:val="Title"/>
+        <w:widowControl/>
       </w:pPr>
       <w:r>
-        <w:rPr>
-          <w:rFonts w:ascii="Calibri" w:hAnsi="Calibri" w:eastAsia="Calibri"/>
-          <w:b/>
-          <w:i w:val="0"/>
-          <w:color w:val="004E8C"/>
-          <w:sz w:val="44"/>
-        </w:rPr>
         <w:t>2.7 Оптика жана линзалар</w:t>
       </w:r>
     </w:p>
     <w:p>
       <w:pPr>
-        <w:spacing w:after="80"/>
+        <w:keepNext/>
+        <w:widowControl/>
       </w:pPr>
       <w:r>
         <w:rPr>
-          <w:rFonts w:ascii="Calibri" w:hAnsi="Calibri" w:eastAsia="Calibri"/>
-          <w:b w:val="0"/>
-          <w:i/>
-          <w:color w:val="505050"/>
-          <w:sz w:val="22"/>
+          <w:sz w:val="20"/>
         </w:rPr>
-        <w:t>2. Билим, илим жана өлчөө</w:t>
-      </w:r>
-    </w:p>
-    <w:p>
-      <w:pPr>
-        <w:spacing w:after="200"/>
-      </w:pPr>
-      <w:r>
-        <w:rPr>
-          <w:rFonts w:ascii="Calibri" w:hAnsi="Calibri" w:eastAsia="Calibri"/>
-          <w:b w:val="0"/>
-          <w:i/>
-          <w:sz w:val="22"/>
-        </w:rPr>
-        <w:t>Мезгил: б.з. XI кылым (Ибн ал-Хайсам); ага чейинки грек жана ислам дүйнөсүндөгү жарык сынуусун изилдөө; орто кылымдагы көз айнек; XVII кылымдагы телескоп жана микроскоп | Негизги өкүлдөр: Евклид менен Птолемей (алгачкы оптика); Ибн ал-Хайсам; орто кылымдагы линза усталары; Галилей, Кеплер, Левенгук жана алардын замандаштары</w:t>
-      </w:r>
-    </w:p>
-    <w:p>
-      <w:pPr>
-        <w:spacing w:after="160" w:line="276" w:lineRule="auto"/>
-      </w:pPr>
-      <w:r>
-        <w:rPr>
-          <w:rFonts w:ascii="Calibri" w:hAnsi="Calibri" w:eastAsia="Calibri"/>
-          <w:b w:val="0"/>
-          <w:i w:val="0"/>
-          <w:sz w:val="22"/>
-        </w:rPr>
-        <w:t>Оптика жарыктын таралышын, чагылышын жана сынуусун изилдейт; линза болсо жарыкты белгилүү жакка топтоп, көрүүнү тактаган же нерсени чоңойтуп көрсөткөн ийилген айнек. Экөө биригип адамга өтө майда жана өтө алыс дүйнөнү ачкан.</w:t>
+        <w:t>2. Таанып-билүү, илим жана өлчөө</w:t>
       </w:r>
     </w:p>
     <w:p>
       <w:pPr>
         <w:keepNext/>
-        <w:spacing w:before="240" w:after="120"/>
+        <w:widowControl/>
       </w:pPr>
       <w:r>
         <w:rPr>
-          <w:rFonts w:ascii="Calibri" w:hAnsi="Calibri" w:eastAsia="Calibri"/>
-          <w:b/>
-          <w:i w:val="0"/>
-          <w:color w:val="004E8C"/>
-          <w:sz w:val="28"/>
+          <w:sz w:val="20"/>
         </w:rPr>
-        <w:t>Негизги фактылар</w:t>
+        <w:t>Мезгил: б. з. XI кылымы (Ибн аль-Хайсам); андан мурдагы грек жана ислам дүйнөсүндөгү жарыктын сынышын изилдөө; орто кылымдагы көз айнектер; XVII кылымдагы телескоптор жана микроскоптор | Негизги салым кошкондор: Евклид жана Птолемей; Ибн аль-Хайсам; орто кылымдагы линза усталары; Галилей, Кеплер, Левенгук жана замандаштары</w:t>
+      </w:r>
+    </w:p>
+    <w:p>
+      <w:pPr>
+        <w:widowControl/>
+      </w:pPr>
+      <w:r>
+        <w:t>Оптика жарыктын таралышын, чагылышын жана сынышын изилдейт. Линзалар болсо атайын форма берилген айнек аркылуу жарыкты багыттап, даана көрүүгө же чоңойтуп кароого жардам берет. Экөө бирге өтө майда жана өтө алыс дүйнөгө жол ачкан.</w:t>
+      </w:r>
+    </w:p>
+    <w:p>
+      <w:pPr>
+        <w:pStyle w:val="Heading1"/>
+        <w:widowControl/>
+      </w:pPr>
+      <w:r>
+        <w:t>Негизги маалыматтар</w:t>
       </w:r>
     </w:p>
     <w:p>
       <w:pPr>
         <w:pStyle w:val="ListBullet"/>
+        <w:widowControl/>
       </w:pPr>
       <w:r>
-        <w:rPr>
-          <w:rFonts w:ascii="Calibri" w:hAnsi="Calibri" w:eastAsia="Calibri"/>
-          <w:b w:val="0"/>
-          <w:i w:val="0"/>
-          <w:sz w:val="22"/>
-        </w:rPr>
-        <w:t>Ибн ал-Хайсам «Оптика китебинде» көрүүнү жана жарык менен жүргүзүлгөн тажрыйбаларды талдаган</w:t>
+        <w:t>Ибн аль-Хайсам «Оптика китебинде» көрүүнү жана жарык менен жүргүзүлгөн тажрыйбаларды талдаган.</w:t>
       </w:r>
     </w:p>
     <w:p>
       <w:pPr>
         <w:pStyle w:val="ListBullet"/>
+        <w:widowControl/>
       </w:pPr>
       <w:r>
-        <w:rPr>
-          <w:rFonts w:ascii="Calibri" w:hAnsi="Calibri" w:eastAsia="Calibri"/>
-          <w:b w:val="0"/>
-          <w:i w:val="0"/>
-          <w:sz w:val="22"/>
-        </w:rPr>
-        <w:t>Орто кылымдын соңунда Европада окуу үчүн көз айнек линзалары кеңири тараган</w:t>
+        <w:t>Орто кылымдардын аягында Европада окуу үчүн көз айнек линзалары тараган.</w:t>
       </w:r>
     </w:p>
     <w:p>
       <w:pPr>
         <w:pStyle w:val="ListBullet"/>
+        <w:widowControl/>
       </w:pPr>
       <w:r>
-        <w:rPr>
-          <w:rFonts w:ascii="Calibri" w:hAnsi="Calibri" w:eastAsia="Calibri"/>
-          <w:b w:val="0"/>
-          <w:i w:val="0"/>
-          <w:sz w:val="22"/>
-        </w:rPr>
-        <w:t>Болжол менен 1600-жылдары татаал микроскоп менен телескоп пайда болгон</w:t>
+        <w:t>Көп линзалуу микроскоптор менен телескоптор болжол менен 1600-жылы пайда болгон.</w:t>
       </w:r>
     </w:p>
     <w:p>
       <w:pPr>
         <w:pStyle w:val="ListBullet"/>
+        <w:widowControl/>
       </w:pPr>
       <w:r>
-        <w:rPr>
-          <w:rFonts w:ascii="Calibri" w:hAnsi="Calibri" w:eastAsia="Calibri"/>
-          <w:b w:val="0"/>
-          <w:i w:val="0"/>
-          <w:sz w:val="22"/>
-        </w:rPr>
-        <w:t>Снелл жана Декарт жарыктын ар башка чөйрөдө сынуусун сандык эрежелер менен сүрөттөгөн</w:t>
+        <w:t>Снелл менен Декарттын сынуу эрежелери жарыктын ар башка чөйрөдө багыт өзгөртүшүн сан менен сүрөттөгөн.</w:t>
       </w:r>
     </w:p>
     <w:p>
       <w:pPr>
         <w:pStyle w:val="ListBullet"/>
+        <w:widowControl/>
       </w:pPr>
       <w:r>
-        <w:rPr>
-          <w:rFonts w:ascii="Calibri" w:hAnsi="Calibri" w:eastAsia="Calibri"/>
-          <w:b w:val="0"/>
-          <w:i w:val="0"/>
-          <w:sz w:val="22"/>
-        </w:rPr>
-        <w:t>Камера, була-оптикалык байланыш жана көз хирургиясы бүгүн да линза долбооруна таянат</w:t>
+        <w:t>Камералар, оптикалык була жана көз хирургиясы дагы эле линза долбоорлоого таянат.</w:t>
       </w:r>
     </w:p>
     <w:p>
       <w:pPr>
-        <w:keepNext/>
-        <w:spacing w:before="240" w:after="120"/>
+        <w:pStyle w:val="Heading1"/>
+        <w:widowControl/>
       </w:pPr>
       <w:r>
-        <w:rPr>
-          <w:rFonts w:ascii="Calibri" w:hAnsi="Calibri" w:eastAsia="Calibri"/>
-          <w:b/>
-          <w:i w:val="0"/>
-          <w:color w:val="004E8C"/>
-          <w:sz w:val="28"/>
-        </w:rPr>
-        <w:t>Бул эмне</w:t>
+        <w:t>Бул эмне?</w:t>
       </w:r>
     </w:p>
     <w:p>
       <w:pPr>
-        <w:spacing w:after="160" w:line="276" w:lineRule="auto"/>
+        <w:widowControl/>
       </w:pPr>
       <w:r>
-        <w:rPr>
-          <w:rFonts w:ascii="Calibri" w:hAnsi="Calibri" w:eastAsia="Calibri"/>
-          <w:b w:val="0"/>
-          <w:i w:val="0"/>
-          <w:sz w:val="22"/>
-        </w:rPr>
-        <w:t>Оптика — жарыктын түз таралышын, чагылышын жана айнек же сууга киргенде сынуусун изилдеген илим. Линза — нурларды сүрөт түзүүгө, көрүүнү оңдоого же нерсени чоңойтууга ылайык сындырган, так ийилген тунук материал. Экөө көрүүнү табигый жөндөмдөн инженердик куралга айлантат. Жөнөкөй айтканда, калыптанган айнек соко топуракты оодаргандай жарыкты багыттайт. Ошол багыттоо көзү начар адамга окууга, кызыккан адамга клетка менен планетаны изилдөөгө мүмкүнчүлүк берет.</w:t>
+        <w:t>Оптика жарыктын түз таралышын, чагылышын жана айнекке же сууга киргенде сынышын изилдейт. Линза — сүрөт түзүү, көрүүнү оңдоо же чоңойтуу үчүн нурларды бурган, бетинин ийрилиги кылдат жасалган тунук материал. Ошентип, көрүү табигый жөндөмдөн техникалык жактан жакшыртууга боло турган куралга айланат. Соко топуракты багыттагандай, атайын калыпталган айнек жарыкты багыттайт. Бул начар көргөн көзгө окууга, кызыккан адамга клеткалар менен планеталарды кароого шарт түзөт.</w:t>
       </w:r>
     </w:p>
     <w:p>
       <w:pPr>
-        <w:keepNext/>
-        <w:spacing w:before="240" w:after="120"/>
+        <w:pStyle w:val="Heading1"/>
+        <w:widowControl/>
       </w:pPr>
       <w:r>
-        <w:rPr>
-          <w:rFonts w:ascii="Calibri" w:hAnsi="Calibri" w:eastAsia="Calibri"/>
-          <w:b/>
-          <w:i w:val="0"/>
-          <w:color w:val="004E8C"/>
-          <w:sz w:val="28"/>
-        </w:rPr>
-        <w:t>Аны ким ачкан же ойлоп тапкан</w:t>
+        <w:t xml:space="preserve">Ким ойлоп тапкан</w:t>
       </w:r>
     </w:p>
     <w:p>
       <w:pPr>
-        <w:spacing w:after="160" w:line="276" w:lineRule="auto"/>
+        <w:widowControl/>
       </w:pPr>
       <w:r>
-        <w:rPr>
-          <w:rFonts w:ascii="Calibri" w:hAnsi="Calibri" w:eastAsia="Calibri"/>
-          <w:b w:val="0"/>
-          <w:i w:val="0"/>
-          <w:sz w:val="22"/>
-        </w:rPr>
-        <w:t>Грек авторлору нурдун багытын чиймеге түшүргөн; Ибн ал-Хайсам көрүү теориясын тажрыйба аркылуу кайра курган; аты белгисиз айнек жонуучулар окуу таштары менен көз айнек жасаган; нидерланддык жана италиялык усталар алгачкы телескоп менен микроскопту чогултуп, Галилей жана башкалар аларды жакшырткан. Оптика бир адамдын табылгасы эмес. Толук тарых окумуштуу менен айнек жылмалаган устанын экөөнө тең татыктуу орун берет.</w:t>
+        <w:t>Грек авторлору нурлардын жолун сүрөттөгөн; Ибн аль-Хайсам көрүү теориясын тажрыйба менен кайра курган. Аты белгисиз айнек жылмалоочулар текстти чоңойтуучу окуу таштарын жана көз айнектерди жасаган. Нидерланддык жана италиялык усталар алгачкы телескоптор менен микроскопторду чогулткан; Галилей жана башкалар аларды жакшырткан. Оптиканын жалгыз ойлоп табуучусу жок. Так тарых окумуштуунун да, линзаны жылмалаган устанын да салымын көрсөтөт.</w:t>
       </w:r>
     </w:p>
     <w:p>
       <w:pPr>
-        <w:keepNext/>
-        <w:spacing w:before="240" w:after="120"/>
+        <w:pStyle w:val="Heading1"/>
+        <w:widowControl/>
       </w:pPr>
       <w:r>
-        <w:rPr>
-          <w:rFonts w:ascii="Calibri" w:hAnsi="Calibri" w:eastAsia="Calibri"/>
-          <w:b/>
-          <w:i w:val="0"/>
-          <w:color w:val="004E8C"/>
-          <w:sz w:val="28"/>
-        </w:rPr>
-        <w:t>Качан жана кантип пайда болгон</w:t>
+        <w:t>Качан жана кантип пайда болгон?</w:t>
       </w:r>
     </w:p>
     <w:p>
       <w:pPr>
-        <w:spacing w:after="160" w:line="276" w:lineRule="auto"/>
+        <w:widowControl/>
       </w:pPr>
       <w:r>
-        <w:rPr>
-          <w:rFonts w:ascii="Calibri" w:hAnsi="Calibri" w:eastAsia="Calibri"/>
-          <w:b w:val="0"/>
-          <w:i w:val="0"/>
-          <w:sz w:val="22"/>
-        </w:rPr>
-        <w:t>Математикалык оптика байыркы замандан башталган; XI кылымдагы «Оптика китеби» тажрыйбалык ыкманын эң жогорку жетишкендиктеринин бири болгон. Көз айнек орто кылымдын аягындагы Италияда пайда болуп, окуу маданияты менен кошо тараган. Болжол менен 1600-жылдары алыстан көрүүчү түтүк менен микроскоп адам көзүнүн мүмкүнчүлүгүн күтүүсүз кеңейткен; Кеплер жана башкалар сүрөттүн кантип түзүлөрүн түшүндүргөн. XIX кылымдагы ахроматтык линза жана XX кылымдагы каптамалар сүрөттү тазарта берген. Оптиканын жайылышы теориядан тышкары айнектин сапатына жана сабаттуулукка да көз каранды болгон.</w:t>
+        <w:t>Математикалык оптика байыркыдан бар; XI кылымдагы «Оптика китеби» изилдөө ыкмасынын чоң жетишкендиги болгон. Көз айнектер орто кылымдардын аягында Италияда пайда болуп, окуу маданияты менен тараган. Болжол менен 1600-жылы алысты көрүүчү түтүктөр жана микроскоптор адамдын көрүү чегин кескин кеңейткен. Кеплер жана башкалар сүрөттүн түзүлүшүн түшүндүргөн. Булакта XIX кылымдагы түстүк бурмалоону азайтуучу ахроматтык линзалар жана XX кылымдагы каптамалар тунуктукту жакшыртканы айтылат. Колдонууга теория менен катар айнектин сапаты жана сабаттуулук да таасир эткен.</w:t>
       </w:r>
     </w:p>
     <w:p>
       <w:pPr>
-        <w:keepNext/>
-        <w:spacing w:before="240" w:after="120"/>
+        <w:pStyle w:val="Heading1"/>
+        <w:widowControl/>
       </w:pPr>
       <w:r>
-        <w:rPr>
-          <w:rFonts w:ascii="Calibri" w:hAnsi="Calibri" w:eastAsia="Calibri"/>
-          <w:b/>
-          <w:i w:val="0"/>
-          <w:color w:val="004E8C"/>
-          <w:sz w:val="28"/>
-        </w:rPr>
-        <w:t>Илимий жактан мааниси</w:t>
+        <w:t>Илим үчүн мааниси</w:t>
       </w:r>
     </w:p>
     <w:p>
       <w:pPr>
-        <w:spacing w:after="160" w:line="276" w:lineRule="auto"/>
+        <w:widowControl/>
       </w:pPr>
       <w:r>
-        <w:rPr>
-          <w:rFonts w:ascii="Calibri" w:hAnsi="Calibri" w:eastAsia="Calibri"/>
-          <w:b w:val="0"/>
-          <w:i w:val="0"/>
-          <w:sz w:val="22"/>
-        </w:rPr>
-        <w:t>Оптика жарыкты өлчөнүүчү геометриялык объектке, кийин толкун жана фотон тууралуу теорияга айланткан. Жарыктын көзөмөлдөнгөн сынуусу астрономиянын, микроскопиянын жана спектроскопиянын негизи. Ибн ал-Хайсамдын тажрыйбалык салты кийинки илимий ыкмага таасир берген. Линзанын бурмалоолору дизайнерлерди катаны сан менен өлчөөгө үйрөткөн. Оптика жарыктын касиеттерин бурч, фокус аралыгы жана аспап аркылуу так өлчөнө турган чоңдуктарга айланткан.</w:t>
+        <w:t>Оптика жарыкты өлчөнүүчү геометриялык объект катары, кийин толкун жана фотон аркылуу түшүндүргөн. Башкарылган сынуу астрономиянын, микроскопиянын жана спектрди изилдөөнүн негизинде жатат. Ибн аль-Хайсамдын тажрыйбалык салты кийинки илимге таасир эткен. Линзадагы бурмалоолор долбоорлоочуларга катаны сан менен баалоону үйрөткөн. Оптика «жарык» деген сапаттык түшүнүктү бурчтарга, фокустук аралыктарга жана салыштырылуучу аспаптарга айландырган.</w:t>
       </w:r>
     </w:p>
     <w:p>
       <w:pPr>
-        <w:keepNext/>
-        <w:spacing w:before="240" w:after="120"/>
+        <w:pStyle w:val="Heading1"/>
+        <w:widowControl/>
       </w:pPr>
       <w:r>
-        <w:rPr>
-          <w:rFonts w:ascii="Calibri" w:hAnsi="Calibri" w:eastAsia="Calibri"/>
-          <w:b/>
-          <w:i w:val="0"/>
-          <w:color w:val="004E8C"/>
-          <w:sz w:val="28"/>
-        </w:rPr>
-        <w:t>Кийинки өнүгүүлөргө тийгизген таасири</w:t>
+        <w:t>Кийинки өнүгүүгө тийгизген таасири</w:t>
       </w:r>
     </w:p>
     <w:p>
       <w:pPr>
-        <w:spacing w:after="160" w:line="276" w:lineRule="auto"/>
+        <w:widowControl/>
       </w:pPr>
       <w:r>
-        <w:rPr>
-          <w:rFonts w:ascii="Calibri" w:hAnsi="Calibri" w:eastAsia="Calibri"/>
-          <w:b w:val="0"/>
-          <w:i w:val="0"/>
-          <w:sz w:val="22"/>
-        </w:rPr>
-        <w:t>Телескоп аалам тууралуу түшүнүктү өзгөрткөн; микроскоп клетка биологиясын негиздеген; камера менен кино жарыкты убакыт ичинде сактап калган. Була-оптика маалымат ташыйт, лазердик оптика өнөр жай менен медицинада иштейт. Линза болбосо азыркы тажрыйбалык илимдин көпчүлүк «көзү» болмок эмес. Бүгүнкү фотоника да ийилген бет менен сынуу көрсөткүчү так аныкталган айнектен башталат.</w:t>
+        <w:t>Телескоптор аалам тууралуу түшүнүктү өзгөрткөн; микроскоптор клеткалык биологияга негиз болгон; камера менен кино жарыкты убакыттагы сүрөт катары сактаган. Оптикалык була маалымат ташыйт; лазердик оптика өнөр жайда жана медицинада иштейт. Линзалар болбосо, байкоого таянган азыркы илимдин көп бөлүгүнүн «көзү» болмок эмес. Жарыкты колдонгон фотоника да ийри беттерден жана сынуу көрсөткүчү аныкталган айнектен башталат.</w:t>
       </w:r>
     </w:p>
     <w:p>
       <w:pPr>
-        <w:keepNext/>
-        <w:spacing w:before="240" w:after="120"/>
+        <w:pStyle w:val="Heading1"/>
+        <w:widowControl/>
       </w:pPr>
       <w:r>
-        <w:rPr>
-          <w:rFonts w:ascii="Calibri" w:hAnsi="Calibri" w:eastAsia="Calibri"/>
-          <w:b/>
-          <w:i w:val="0"/>
-          <w:color w:val="004E8C"/>
-          <w:sz w:val="28"/>
-        </w:rPr>
-        <w:t>Адамдардын жашоосун кантип өзгөрткөн</w:t>
+        <w:t>Адамдардын жашоосун кантип өзгөрткөн?</w:t>
       </w:r>
     </w:p>
     <w:p>
       <w:pPr>
-        <w:spacing w:after="160" w:line="276" w:lineRule="auto"/>
+        <w:widowControl/>
       </w:pPr>
       <w:r>
-        <w:rPr>
-          <w:rFonts w:ascii="Calibri" w:hAnsi="Calibri" w:eastAsia="Calibri"/>
-          <w:b w:val="0"/>
-          <w:i w:val="0"/>
-          <w:sz w:val="22"/>
-        </w:rPr>
-        <w:t>Көрүүсү картая баштаган адамдар ишин уланта алган; деңизчи менен жоокер алыстан коркунучту байкаган; дарыгер ооруну пайда кылган организмди көргөн. Кадимки көз айнек көптөгөн жүздөрдөгү эң тынч революция бойдон калууда. Тунук линза кеңири жеткиликтүү болгондо түнкү окуу жана тактык талап кылган өнөрлөр да кеңейген.</w:t>
+        <w:t>Жашы өткөн окурмандар ишин уланта алган; деңизчилер менен жоокерлер коркунучту алыстан көргөн; дарыгерлер оорунун козгогучтарын байкаган. Көп адам үчүн күн сайын тагылган көз айнек чоң, бирок билинбей жүргөн өзгөрүүнү билдирет. Даана линзалар кеңири тараганда кечинде окуу жана тактыкты талап кылган кол өнөрчүлүк да өскөн.</w:t>
       </w:r>
     </w:p>
     <w:p>
       <w:pPr>
-        <w:keepNext/>
-        <w:spacing w:before="240" w:after="120"/>
+        <w:pStyle w:val="Heading1"/>
+        <w:widowControl/>
       </w:pPr>
       <w:r>
-        <w:rPr>
-          <w:rFonts w:ascii="Calibri" w:hAnsi="Calibri" w:eastAsia="Calibri"/>
-          <w:b/>
-          <w:i w:val="0"/>
-          <w:color w:val="004E8C"/>
-          <w:sz w:val="28"/>
-        </w:rPr>
-        <w:t>Булактар жана шилтемелер</w:t>
+        <w:t>Булактар жана кошумча окуу</w:t>
       </w:r>
     </w:p>
     <w:p>
       <w:pPr>
-        <w:keepNext/>
-        <w:spacing w:before="240" w:after="120"/>
+        <w:pStyle w:val="Heading2"/>
+        <w:widowControl/>
       </w:pPr>
       <w:r>
         <w:rPr>
-          <w:rFonts w:ascii="Calibri" w:hAnsi="Calibri" w:eastAsia="Calibri"/>
-          <w:b/>
-          <w:i w:val="0"/>
-          <w:color w:val="004E8C"/>
-          <w:sz w:val="24"/>
+          <w:sz w:val="20"/>
         </w:rPr>
-        <w:t>A. Китептер жана негизги илимий эмгектер</w:t>
+        <w:t>Китептер жана негизги илимий эмгектер</w:t>
       </w:r>
     </w:p>
     <w:p>
       <w:pPr>
-        <w:spacing w:after="80"/>
-        <w:ind w:left="360"/>
+        <w:widowControl/>
       </w:pPr>
       <w:r>
         <w:rPr>
-          <w:rFonts w:ascii="Calibri" w:hAnsi="Calibri" w:eastAsia="Calibri"/>
-          <w:b w:val="0"/>
-          <w:i w:val="0"/>
-          <w:sz w:val="22"/>
+          <w:sz w:val="20"/>
         </w:rPr>
         <w:t>1. Lindberg, David C. Theories of Vision from Al-Kindi to Kepler. Chicago: University of Chicago Press, 1976.</w:t>
       </w:r>
     </w:p>
     <w:p>
       <w:pPr>
-        <w:keepNext/>
-        <w:spacing w:before="240" w:after="120"/>
+        <w:pStyle w:val="Heading2"/>
+        <w:widowControl/>
       </w:pPr>
       <w:r>
         <w:rPr>
-          <w:rFonts w:ascii="Calibri" w:hAnsi="Calibri" w:eastAsia="Calibri"/>
-          <w:b/>
-          <w:i w:val="0"/>
-          <w:color w:val="004E8C"/>
-          <w:sz w:val="24"/>
+          <w:sz w:val="20"/>
         </w:rPr>
-        <w:t>C. Мекемелердин материалдары жана энциклопедиялык булактар</w:t>
+        <w:t>Уюмдардын жана энциклопедиялардын материалдары</w:t>
       </w:r>
     </w:p>
     <w:p>
       <w:pPr>
-        <w:spacing w:after="80"/>
-        <w:ind w:left="360"/>
+        <w:widowControl/>
       </w:pPr>
       <w:r>
         <w:rPr>
-          <w:rFonts w:ascii="Calibri" w:hAnsi="Calibri" w:eastAsia="Calibri"/>
-          <w:b w:val="0"/>
-          <w:i w:val="0"/>
-          <w:sz w:val="22"/>
+          <w:sz w:val="20"/>
         </w:rPr>
-        <w:t>1. Encyclopaedia Britannica. “Optics” (“Оптика”).</w:t>
-      </w:r>
-      <w:r>
-        <w:rPr>
-          <w:rFonts w:ascii="Calibri" w:hAnsi="Calibri" w:eastAsia="Calibri"/>
-          <w:b w:val="0"/>
-          <w:i w:val="0"/>
-          <w:sz w:val="22"/>
-        </w:rPr>
-        <w:t xml:space="preserve"> </w:t>
+        <w:t xml:space="preserve">1. Encyclopaedia Britannica. 'Optics.' </w:t>
       </w:r>
       <w:hyperlink r:id="rId9">
         <w:r>
           <w:rPr>
-            <w:rFonts w:ascii="Calibri" w:hAnsi="Calibri" w:eastAsia="Calibri"/>
-            <w:b w:val="0"/>
-            <w:i w:val="0"/>
-            <w:sz w:val="22"/>
-            <w:color w:val="0563C1"/>
-            <w:u w:val="single"/>
+            <w:sz w:val="20"/>
           </w:rPr>
           <w:t>https://www.britannica.com/science/optics</w:t>
         </w:r>
       </w:hyperlink>
+      <w:r>
+        <w:rPr>
+          <w:sz w:val="20"/>
+        </w:rPr>
+      </w:r>
     </w:p>
     <w:p>
       <w:pPr>
-        <w:spacing w:after="80"/>
-        <w:ind w:left="360"/>
+        <w:widowControl/>
       </w:pPr>
       <w:r>
         <w:rPr>
-          <w:rFonts w:ascii="Calibri" w:hAnsi="Calibri" w:eastAsia="Calibri"/>
-          <w:b w:val="0"/>
-          <w:i w:val="0"/>
-          <w:sz w:val="22"/>
+          <w:sz w:val="20"/>
         </w:rPr>
-        <w:t>2. Encyclopaedia Britannica. “Lens” (“Линза”).</w:t>
-      </w:r>
-      <w:r>
-        <w:rPr>
-          <w:rFonts w:ascii="Calibri" w:hAnsi="Calibri" w:eastAsia="Calibri"/>
-          <w:b w:val="0"/>
-          <w:i w:val="0"/>
-          <w:sz w:val="22"/>
-        </w:rPr>
-        <w:t xml:space="preserve"> </w:t>
+        <w:t xml:space="preserve">2. Encyclopaedia Britannica. 'Lens.' </w:t>
       </w:r>
       <w:hyperlink r:id="rId10">
         <w:r>
           <w:rPr>
-            <w:rFonts w:ascii="Calibri" w:hAnsi="Calibri" w:eastAsia="Calibri"/>
-            <w:b w:val="0"/>
-            <w:i w:val="0"/>
-            <w:sz w:val="22"/>
-            <w:color w:val="0563C1"/>
-            <w:u w:val="single"/>
+            <w:sz w:val="20"/>
           </w:rPr>
           <w:t>https://www.britannica.com/technology/lens-optics</w:t>
         </w:r>
       </w:hyperlink>
-    </w:p>
-    <w:p>
-      <w:pPr>
-        <w:keepNext/>
-        <w:spacing w:before="240" w:after="120"/>
-      </w:pPr>
       <w:r>
         <w:rPr>
-          <w:rFonts w:ascii="Calibri" w:hAnsi="Calibri" w:eastAsia="Calibri"/>
-          <w:b/>
-          <w:i w:val="0"/>
-          <w:color w:val="004E8C"/>
-          <w:sz w:val="24"/>
+          <w:sz w:val="20"/>
         </w:rPr>
-        <w:t>D. Музейлердин, архивдердин жана китепканалардын материалдары</w:t>
       </w:r>
     </w:p>
     <w:p>
       <w:pPr>
-        <w:spacing w:after="80"/>
-        <w:ind w:left="360"/>
+        <w:pStyle w:val="Heading2"/>
+        <w:widowControl/>
       </w:pPr>
       <w:r>
         <w:rPr>
-          <w:rFonts w:ascii="Calibri" w:hAnsi="Calibri" w:eastAsia="Calibri"/>
-          <w:b w:val="0"/>
-          <w:i w:val="0"/>
-          <w:sz w:val="22"/>
+          <w:sz w:val="20"/>
         </w:rPr>
-        <w:t>1. Science Museum (London). Оптика, телескоп жана микроскоп боюнча материалдар.</w:t>
+        <w:t>Музейлердин, архивдердин жана китепканалардын материалдары</w:t>
       </w:r>
+    </w:p>
+    <w:p>
+      <w:pPr>
+        <w:widowControl/>
+      </w:pPr>
       <w:r>
         <w:rPr>
-          <w:rFonts w:ascii="Calibri" w:hAnsi="Calibri" w:eastAsia="Calibri"/>
-          <w:b w:val="0"/>
-          <w:i w:val="0"/>
-          <w:sz w:val="22"/>
+          <w:sz w:val="20"/>
         </w:rPr>
-        <w:t xml:space="preserve"> </w:t>
+        <w:t xml:space="preserve">1. Science Museum (London). Optics, telescopes, and microscopes. </w:t>
       </w:r>
       <w:hyperlink r:id="rId11">
         <w:r>
           <w:rPr>
-            <w:rFonts w:ascii="Calibri" w:hAnsi="Calibri" w:eastAsia="Calibri"/>
-            <w:b w:val="0"/>
-            <w:i w:val="0"/>
-            <w:sz w:val="22"/>
-            <w:color w:val="0563C1"/>
-            <w:u w:val="single"/>
+            <w:sz w:val="20"/>
           </w:rPr>
           <w:t>https://www.sciencemuseum.org.uk/objects-and-stories</w:t>
         </w:r>
       </w:hyperlink>
+      <w:r>
+        <w:rPr>
+          <w:sz w:val="20"/>
+        </w:rPr>
+      </w:r>
     </w:p>
     <w:sectPr>
-      <w:pgSz w:w="12240" w:h="15840"/>
-      <w:pgMar w:top="1296" w:right="1440" w:bottom="1296" w:left="1440" w:header="720" w:footer="720" w:gutter="0"/>
+      <w:footerReference w:type="default" r:id="rId12"/>
+      <w:pgSz w:w="11906" w:h="16838"/>
+      <w:pgMar w:top="1020" w:right="1134" w:bottom="1020" w:left="1134" w:header="720" w:footer="720" w:gutter="0"/>
       <w:cols w:space="720"/>
       <w:docGrid w:linePitch="360"/>
     </w:sectPr>
   </w:body>
 </w:document>
+</file>
+
+<file path=word/footer1.xml><?xml version="1.0" encoding="utf-8"?>
+<w:ftr xmlns:m="http://schemas.openxmlformats.org/officeDocument/2006/math" xmlns:mc="http://schemas.openxmlformats.org/markup-compatibility/2006" xmlns:mo="http://schemas.microsoft.com/office/mac/office/2008/main" xmlns:mv="urn:schemas-microsoft-com:mac:vml" xmlns:o="urn:schemas-microsoft-com:office:office" xmlns:r="http://schemas.openxmlformats.org/officeDocument/2006/relationships" xmlns:v="urn:schemas-microsoft-com:vml" xmlns:w10="urn:schemas-microsoft-com:office:word" xmlns:w14="http://schemas.microsoft.com/office/word/2010/wordml" xmlns:w="http://schemas.openxmlformats.org/wordprocessingml/2006/main" xmlns:wne="http://schemas.microsoft.com/office/word/2006/wordml" xmlns:wp14="http://schemas.microsoft.com/office/word/2010/wordprocessingDrawing" xmlns:wp="http://schemas.openxmlformats.org/drawingml/2006/wordprocessingDrawing" xmlns:wpc="http://schemas.microsoft.com/office/word/2010/wordprocessingCanvas" xmlns:wpg="http://schemas.microsoft.com/office/word/2010/wordprocessingGroup" xmlns:wpi="http://schemas.microsoft.com/office/word/2010/wordprocessingInk" xmlns:wps="http://schemas.microsoft.com/office/word/2010/wordprocessingShape" mc:Ignorable="w14 wp14">
+  <w:p>
+    <w:pPr>
+      <w:pStyle w:val="Footer"/>
+      <w:jc w:val="right"/>
+    </w:pPr>
+    <w:fldSimple w:instr="PAGE"/>
+  </w:p>
+</w:ftr>
 </file>
 
 <file path=word/numbering.xml><?xml version="1.0" encoding="utf-8"?>
@@ -735,7 +558,7 @@
   <w:docDefaults>
     <w:rPrDefault>
       <w:rPr>
-        <w:rFonts w:asciiTheme="minorHAnsi" w:eastAsiaTheme="minorEastAsia" w:hAnsiTheme="minorHAnsi" w:cstheme="minorBidi"/>
+        <w:rFonts/>
         <w:sz w:val="22"/>
         <w:szCs w:val="22"/>
         <w:lang w:val="en-US" w:eastAsia="en-US" w:bidi="ar-SA"/>
@@ -890,6 +713,15 @@
     <w:name w:val="Normal"/>
     <w:qFormat/>
     <w:rsid w:val="00FC693F"/>
+    <w:pPr>
+      <w:spacing w:after="120" w:line="259" w:lineRule="auto"/>
+    </w:pPr>
+    <w:rPr>
+      <w:rFonts w:ascii="Times New Roman" w:hAnsi="Times New Roman"/>
+      <w:color w:val="000000"/>
+      <w:sz w:val="24"/>
+      <w:lang w:val="ky-KG"/>
+    </w:rPr>
   </w:style>
   <w:style w:type="paragraph" w:styleId="Header">
     <w:name w:val="header"/>
@@ -946,16 +778,17 @@
     <w:pPr>
       <w:keepNext/>
       <w:keepLines/>
-      <w:spacing w:before="480" w:after="0"/>
+      <w:spacing w:before="480" w:after="120" w:line="259" w:lineRule="auto"/>
       <w:outlineLvl w:val="0"/>
     </w:pPr>
     <w:rPr>
-      <w:rFonts w:asciiTheme="majorHAnsi" w:eastAsiaTheme="majorEastAsia" w:hAnsiTheme="majorHAnsi" w:cstheme="majorBidi"/>
+      <w:rFonts w:ascii="Times New Roman" w:hAnsi="Times New Roman"/>
       <w:b/>
       <w:bCs/>
-      <w:color w:val="365F91" w:themeColor="accent1" w:themeShade="BF"/>
-      <w:sz w:val="28"/>
+      <w:color w:val="000000"/>
+      <w:sz w:val="26"/>
       <w:szCs w:val="28"/>
+      <w:lang w:val="ky-KG"/>
     </w:rPr>
   </w:style>
   <w:style w:type="paragraph" w:styleId="Heading2">
@@ -970,16 +803,17 @@
     <w:pPr>
       <w:keepNext/>
       <w:keepLines/>
-      <w:spacing w:before="200" w:after="0"/>
+      <w:spacing w:before="200" w:after="120" w:line="259" w:lineRule="auto"/>
       <w:outlineLvl w:val="1"/>
     </w:pPr>
     <w:rPr>
-      <w:rFonts w:asciiTheme="majorHAnsi" w:eastAsiaTheme="majorEastAsia" w:hAnsiTheme="majorHAnsi" w:cstheme="majorBidi"/>
+      <w:rFonts w:ascii="Times New Roman" w:hAnsi="Times New Roman"/>
       <w:b/>
       <w:bCs/>
-      <w:color w:val="4F81BD" w:themeColor="accent1"/>
+      <w:color w:val="000000"/>
       <w:sz w:val="26"/>
       <w:szCs w:val="26"/>
+      <w:lang w:val="ky-KG"/>
     </w:rPr>
   </w:style>
   <w:style w:type="paragraph" w:styleId="Heading3">
@@ -998,7 +832,7 @@
       <w:outlineLvl w:val="2"/>
     </w:pPr>
     <w:rPr>
-      <w:rFonts w:asciiTheme="majorHAnsi" w:eastAsiaTheme="majorEastAsia" w:hAnsiTheme="majorHAnsi" w:cstheme="majorBidi"/>
+      <w:rFonts/>
       <w:b/>
       <w:bCs/>
       <w:color w:val="4F81BD" w:themeColor="accent1"/>
@@ -1021,7 +855,7 @@
       <w:outlineLvl w:val="3"/>
     </w:pPr>
     <w:rPr>
-      <w:rFonts w:asciiTheme="majorHAnsi" w:eastAsiaTheme="majorEastAsia" w:hAnsiTheme="majorHAnsi" w:cstheme="majorBidi"/>
+      <w:rFonts/>
       <w:b/>
       <w:bCs/>
       <w:i/>
@@ -1046,7 +880,7 @@
       <w:outlineLvl w:val="4"/>
     </w:pPr>
     <w:rPr>
-      <w:rFonts w:asciiTheme="majorHAnsi" w:eastAsiaTheme="majorEastAsia" w:hAnsiTheme="majorHAnsi" w:cstheme="majorBidi"/>
+      <w:rFonts/>
       <w:color w:val="243F60" w:themeColor="accent1" w:themeShade="7F"/>
     </w:rPr>
   </w:style>
@@ -1067,7 +901,7 @@
       <w:outlineLvl w:val="5"/>
     </w:pPr>
     <w:rPr>
-      <w:rFonts w:asciiTheme="majorHAnsi" w:eastAsiaTheme="majorEastAsia" w:hAnsiTheme="majorHAnsi" w:cstheme="majorBidi"/>
+      <w:rFonts/>
       <w:i/>
       <w:iCs/>
       <w:color w:val="243F60" w:themeColor="accent1" w:themeShade="7F"/>
@@ -1090,7 +924,7 @@
       <w:outlineLvl w:val="6"/>
     </w:pPr>
     <w:rPr>
-      <w:rFonts w:asciiTheme="majorHAnsi" w:eastAsiaTheme="majorEastAsia" w:hAnsiTheme="majorHAnsi" w:cstheme="majorBidi"/>
+      <w:rFonts/>
       <w:i/>
       <w:iCs/>
       <w:color w:val="404040" w:themeColor="text1" w:themeTint="BF"/>
@@ -1113,7 +947,7 @@
       <w:outlineLvl w:val="7"/>
     </w:pPr>
     <w:rPr>
-      <w:rFonts w:asciiTheme="majorHAnsi" w:eastAsiaTheme="majorEastAsia" w:hAnsiTheme="majorHAnsi" w:cstheme="majorBidi"/>
+      <w:rFonts/>
       <w:color w:val="4F81BD" w:themeColor="accent1"/>
       <w:sz w:val="20"/>
       <w:szCs w:val="20"/>
@@ -1136,7 +970,7 @@
       <w:outlineLvl w:val="8"/>
     </w:pPr>
     <w:rPr>
-      <w:rFonts w:asciiTheme="majorHAnsi" w:eastAsiaTheme="majorEastAsia" w:hAnsiTheme="majorHAnsi" w:cstheme="majorBidi"/>
+      <w:rFonts/>
       <w:i/>
       <w:iCs/>
       <w:color w:val="404040" w:themeColor="text1" w:themeTint="BF"/>
@@ -1187,7 +1021,7 @@
     <w:uiPriority w:val="9"/>
     <w:rsid w:val="00FC693F"/>
     <w:rPr>
-      <w:rFonts w:asciiTheme="majorHAnsi" w:eastAsiaTheme="majorEastAsia" w:hAnsiTheme="majorHAnsi" w:cstheme="majorBidi"/>
+      <w:rFonts/>
       <w:b/>
       <w:bCs/>
       <w:color w:val="365F91" w:themeColor="accent1" w:themeShade="BF"/>
@@ -1202,7 +1036,7 @@
     <w:uiPriority w:val="9"/>
     <w:rsid w:val="00FC693F"/>
     <w:rPr>
-      <w:rFonts w:asciiTheme="majorHAnsi" w:eastAsiaTheme="majorEastAsia" w:hAnsiTheme="majorHAnsi" w:cstheme="majorBidi"/>
+      <w:rFonts/>
       <w:b/>
       <w:bCs/>
       <w:color w:val="4F81BD" w:themeColor="accent1"/>
@@ -1217,7 +1051,7 @@
     <w:uiPriority w:val="9"/>
     <w:rsid w:val="00FC693F"/>
     <w:rPr>
-      <w:rFonts w:asciiTheme="majorHAnsi" w:eastAsiaTheme="majorEastAsia" w:hAnsiTheme="majorHAnsi" w:cstheme="majorBidi"/>
+      <w:rFonts/>
       <w:b/>
       <w:bCs/>
       <w:color w:val="4F81BD" w:themeColor="accent1"/>
@@ -1232,19 +1066,17 @@
     <w:qFormat/>
     <w:rsid w:val="00FC693F"/>
     <w:pPr>
-      <w:pBdr>
-        <w:bottom w:val="single" w:sz="8" w:space="4" w:color="4F81BD" w:themeColor="accent1"/>
-      </w:pBdr>
-      <w:spacing w:after="300" w:line="240" w:lineRule="auto"/>
+      <w:spacing w:after="120" w:line="259" w:lineRule="auto"/>
       <w:contextualSpacing/>
     </w:pPr>
     <w:rPr>
-      <w:rFonts w:asciiTheme="majorHAnsi" w:eastAsiaTheme="majorEastAsia" w:hAnsiTheme="majorHAnsi" w:cstheme="majorBidi"/>
-      <w:color w:val="17365D" w:themeColor="text2" w:themeShade="BF"/>
+      <w:rFonts w:ascii="Times New Roman" w:hAnsi="Times New Roman"/>
+      <w:color w:val="000000"/>
       <w:spacing w:val="5"/>
       <w:kern w:val="28"/>
-      <w:sz w:val="52"/>
+      <w:sz w:val="40"/>
       <w:szCs w:val="52"/>
+      <w:lang w:val="ky-KG"/>
     </w:rPr>
   </w:style>
   <w:style w:type="character" w:customStyle="1" w:styleId="TitleChar">
@@ -1254,7 +1086,7 @@
     <w:uiPriority w:val="10"/>
     <w:rsid w:val="00FC693F"/>
     <w:rPr>
-      <w:rFonts w:asciiTheme="majorHAnsi" w:eastAsiaTheme="majorEastAsia" w:hAnsiTheme="majorHAnsi" w:cstheme="majorBidi"/>
+      <w:rFonts/>
       <w:color w:val="17365D" w:themeColor="text2" w:themeShade="BF"/>
       <w:spacing w:val="5"/>
       <w:kern w:val="28"/>
@@ -1276,7 +1108,7 @@
       </w:numPr>
     </w:pPr>
     <w:rPr>
-      <w:rFonts w:asciiTheme="majorHAnsi" w:eastAsiaTheme="majorEastAsia" w:hAnsiTheme="majorHAnsi" w:cstheme="majorBidi"/>
+      <w:rFonts/>
       <w:i/>
       <w:iCs/>
       <w:color w:val="4F81BD" w:themeColor="accent1"/>
@@ -1292,7 +1124,7 @@
     <w:uiPriority w:val="11"/>
     <w:rsid w:val="00FC693F"/>
     <w:rPr>
-      <w:rFonts w:asciiTheme="majorHAnsi" w:eastAsiaTheme="majorEastAsia" w:hAnsiTheme="majorHAnsi" w:cstheme="majorBidi"/>
+      <w:rFonts/>
       <w:i/>
       <w:iCs/>
       <w:color w:val="4F81BD" w:themeColor="accent1"/>
@@ -1417,8 +1249,15 @@
       <w:numPr>
         <w:numId w:val="1"/>
       </w:numPr>
+      <w:spacing w:after="120" w:line="259" w:lineRule="auto"/>
       <w:contextualSpacing/>
     </w:pPr>
+    <w:rPr>
+      <w:rFonts w:ascii="Times New Roman" w:hAnsi="Times New Roman"/>
+      <w:color w:val="000000"/>
+      <w:sz w:val="24"/>
+      <w:lang w:val="ky-KG"/>
+    </w:rPr>
   </w:style>
   <w:style w:type="paragraph" w:styleId="ListBullet2">
     <w:name w:val="List Bullet 2"/>
@@ -1590,7 +1429,7 @@
     <w:semiHidden/>
     <w:rsid w:val="00FC693F"/>
     <w:rPr>
-      <w:rFonts w:asciiTheme="majorHAnsi" w:eastAsiaTheme="majorEastAsia" w:hAnsiTheme="majorHAnsi" w:cstheme="majorBidi"/>
+      <w:rFonts/>
       <w:b/>
       <w:bCs/>
       <w:i/>
@@ -1606,7 +1445,7 @@
     <w:semiHidden/>
     <w:rsid w:val="00FC693F"/>
     <w:rPr>
-      <w:rFonts w:asciiTheme="majorHAnsi" w:eastAsiaTheme="majorEastAsia" w:hAnsiTheme="majorHAnsi" w:cstheme="majorBidi"/>
+      <w:rFonts/>
       <w:color w:val="243F60" w:themeColor="accent1" w:themeShade="7F"/>
     </w:rPr>
   </w:style>
@@ -1618,7 +1457,7 @@
     <w:semiHidden/>
     <w:rsid w:val="00FC693F"/>
     <w:rPr>
-      <w:rFonts w:asciiTheme="majorHAnsi" w:eastAsiaTheme="majorEastAsia" w:hAnsiTheme="majorHAnsi" w:cstheme="majorBidi"/>
+      <w:rFonts/>
       <w:i/>
       <w:iCs/>
       <w:color w:val="243F60" w:themeColor="accent1" w:themeShade="7F"/>
@@ -1632,7 +1471,7 @@
     <w:semiHidden/>
     <w:rsid w:val="00FC693F"/>
     <w:rPr>
-      <w:rFonts w:asciiTheme="majorHAnsi" w:eastAsiaTheme="majorEastAsia" w:hAnsiTheme="majorHAnsi" w:cstheme="majorBidi"/>
+      <w:rFonts/>
       <w:i/>
       <w:iCs/>
       <w:color w:val="404040" w:themeColor="text1" w:themeTint="BF"/>
@@ -1646,7 +1485,7 @@
     <w:semiHidden/>
     <w:rsid w:val="00FC693F"/>
     <w:rPr>
-      <w:rFonts w:asciiTheme="majorHAnsi" w:eastAsiaTheme="majorEastAsia" w:hAnsiTheme="majorHAnsi" w:cstheme="majorBidi"/>
+      <w:rFonts/>
       <w:color w:val="4F81BD" w:themeColor="accent1"/>
       <w:sz w:val="20"/>
       <w:szCs w:val="20"/>
@@ -1660,7 +1499,7 @@
     <w:semiHidden/>
     <w:rsid w:val="00FC693F"/>
     <w:rPr>
-      <w:rFonts w:asciiTheme="majorHAnsi" w:eastAsiaTheme="majorEastAsia" w:hAnsiTheme="majorHAnsi" w:cstheme="majorBidi"/>
+      <w:rFonts/>
       <w:i/>
       <w:iCs/>
       <w:color w:val="404040" w:themeColor="text1" w:themeTint="BF"/>
@@ -1719,9 +1558,6 @@
     <w:qFormat/>
     <w:rsid w:val="00FC693F"/>
     <w:pPr>
-      <w:pBdr>
-        <w:bottom w:val="single" w:sz="4" w:space="4" w:color="4F81BD" w:themeColor="accent1"/>
-      </w:pBdr>
       <w:spacing w:before="200" w:after="280"/>
       <w:ind w:left="936" w:right="936"/>
     </w:pPr>
@@ -3249,7 +3085,7 @@
         <w:spacing w:before="0" w:after="0" w:line="240" w:lineRule="auto"/>
       </w:pPr>
       <w:rPr>
-        <w:rFonts w:asciiTheme="majorHAnsi" w:eastAsiaTheme="majorEastAsia" w:hAnsiTheme="majorHAnsi" w:cstheme="majorBidi"/>
+        <w:rFonts/>
         <w:b/>
         <w:bCs/>
       </w:rPr>
@@ -3270,7 +3106,7 @@
         <w:spacing w:before="0" w:after="0" w:line="240" w:lineRule="auto"/>
       </w:pPr>
       <w:rPr>
-        <w:rFonts w:asciiTheme="majorHAnsi" w:eastAsiaTheme="majorEastAsia" w:hAnsiTheme="majorHAnsi" w:cstheme="majorBidi"/>
+        <w:rFonts/>
         <w:b/>
         <w:bCs/>
       </w:rPr>
@@ -3288,14 +3124,14 @@
     </w:tblStylePr>
     <w:tblStylePr w:type="firstCol">
       <w:rPr>
-        <w:rFonts w:asciiTheme="majorHAnsi" w:eastAsiaTheme="majorEastAsia" w:hAnsiTheme="majorHAnsi" w:cstheme="majorBidi"/>
+        <w:rFonts/>
         <w:b/>
         <w:bCs/>
       </w:rPr>
     </w:tblStylePr>
     <w:tblStylePr w:type="lastCol">
       <w:rPr>
-        <w:rFonts w:asciiTheme="majorHAnsi" w:eastAsiaTheme="majorEastAsia" w:hAnsiTheme="majorHAnsi" w:cstheme="majorBidi"/>
+        <w:rFonts/>
         <w:b/>
         <w:bCs/>
       </w:rPr>
@@ -3379,7 +3215,7 @@
         <w:spacing w:before="0" w:after="0" w:line="240" w:lineRule="auto"/>
       </w:pPr>
       <w:rPr>
-        <w:rFonts w:asciiTheme="majorHAnsi" w:eastAsiaTheme="majorEastAsia" w:hAnsiTheme="majorHAnsi" w:cstheme="majorBidi"/>
+        <w:rFonts/>
         <w:b/>
         <w:bCs/>
       </w:rPr>
@@ -3400,7 +3236,7 @@
         <w:spacing w:before="0" w:after="0" w:line="240" w:lineRule="auto"/>
       </w:pPr>
       <w:rPr>
-        <w:rFonts w:asciiTheme="majorHAnsi" w:eastAsiaTheme="majorEastAsia" w:hAnsiTheme="majorHAnsi" w:cstheme="majorBidi"/>
+        <w:rFonts/>
         <w:b/>
         <w:bCs/>
       </w:rPr>
@@ -3418,14 +3254,14 @@
     </w:tblStylePr>
     <w:tblStylePr w:type="firstCol">
       <w:rPr>
-        <w:rFonts w:asciiTheme="majorHAnsi" w:eastAsiaTheme="majorEastAsia" w:hAnsiTheme="majorHAnsi" w:cstheme="majorBidi"/>
+        <w:rFonts/>
         <w:b/>
         <w:bCs/>
       </w:rPr>
     </w:tblStylePr>
     <w:tblStylePr w:type="lastCol">
       <w:rPr>
-        <w:rFonts w:asciiTheme="majorHAnsi" w:eastAsiaTheme="majorEastAsia" w:hAnsiTheme="majorHAnsi" w:cstheme="majorBidi"/>
+        <w:rFonts/>
         <w:b/>
         <w:bCs/>
       </w:rPr>
@@ -3509,7 +3345,7 @@
         <w:spacing w:before="0" w:after="0" w:line="240" w:lineRule="auto"/>
       </w:pPr>
       <w:rPr>
-        <w:rFonts w:asciiTheme="majorHAnsi" w:eastAsiaTheme="majorEastAsia" w:hAnsiTheme="majorHAnsi" w:cstheme="majorBidi"/>
+        <w:rFonts/>
         <w:b/>
         <w:bCs/>
       </w:rPr>
@@ -3530,7 +3366,7 @@
         <w:spacing w:before="0" w:after="0" w:line="240" w:lineRule="auto"/>
       </w:pPr>
       <w:rPr>
-        <w:rFonts w:asciiTheme="majorHAnsi" w:eastAsiaTheme="majorEastAsia" w:hAnsiTheme="majorHAnsi" w:cstheme="majorBidi"/>
+        <w:rFonts/>
         <w:b/>
         <w:bCs/>
       </w:rPr>
@@ -3548,14 +3384,14 @@
     </w:tblStylePr>
     <w:tblStylePr w:type="firstCol">
       <w:rPr>
-        <w:rFonts w:asciiTheme="majorHAnsi" w:eastAsiaTheme="majorEastAsia" w:hAnsiTheme="majorHAnsi" w:cstheme="majorBidi"/>
+        <w:rFonts/>
         <w:b/>
         <w:bCs/>
       </w:rPr>
     </w:tblStylePr>
     <w:tblStylePr w:type="lastCol">
       <w:rPr>
-        <w:rFonts w:asciiTheme="majorHAnsi" w:eastAsiaTheme="majorEastAsia" w:hAnsiTheme="majorHAnsi" w:cstheme="majorBidi"/>
+        <w:rFonts/>
         <w:b/>
         <w:bCs/>
       </w:rPr>
@@ -3639,7 +3475,7 @@
         <w:spacing w:before="0" w:after="0" w:line="240" w:lineRule="auto"/>
       </w:pPr>
       <w:rPr>
-        <w:rFonts w:asciiTheme="majorHAnsi" w:eastAsiaTheme="majorEastAsia" w:hAnsiTheme="majorHAnsi" w:cstheme="majorBidi"/>
+        <w:rFonts/>
         <w:b/>
         <w:bCs/>
       </w:rPr>
@@ -3660,7 +3496,7 @@
         <w:spacing w:before="0" w:after="0" w:line="240" w:lineRule="auto"/>
       </w:pPr>
       <w:rPr>
-        <w:rFonts w:asciiTheme="majorHAnsi" w:eastAsiaTheme="majorEastAsia" w:hAnsiTheme="majorHAnsi" w:cstheme="majorBidi"/>
+        <w:rFonts/>
         <w:b/>
         <w:bCs/>
       </w:rPr>
@@ -3678,14 +3514,14 @@
     </w:tblStylePr>
     <w:tblStylePr w:type="firstCol">
       <w:rPr>
-        <w:rFonts w:asciiTheme="majorHAnsi" w:eastAsiaTheme="majorEastAsia" w:hAnsiTheme="majorHAnsi" w:cstheme="majorBidi"/>
+        <w:rFonts/>
         <w:b/>
         <w:bCs/>
       </w:rPr>
     </w:tblStylePr>
     <w:tblStylePr w:type="lastCol">
       <w:rPr>
-        <w:rFonts w:asciiTheme="majorHAnsi" w:eastAsiaTheme="majorEastAsia" w:hAnsiTheme="majorHAnsi" w:cstheme="majorBidi"/>
+        <w:rFonts/>
         <w:b/>
         <w:bCs/>
       </w:rPr>
@@ -3769,7 +3605,7 @@
         <w:spacing w:before="0" w:after="0" w:line="240" w:lineRule="auto"/>
       </w:pPr>
       <w:rPr>
-        <w:rFonts w:asciiTheme="majorHAnsi" w:eastAsiaTheme="majorEastAsia" w:hAnsiTheme="majorHAnsi" w:cstheme="majorBidi"/>
+        <w:rFonts/>
         <w:b/>
         <w:bCs/>
       </w:rPr>
@@ -3790,7 +3626,7 @@
         <w:spacing w:before="0" w:after="0" w:line="240" w:lineRule="auto"/>
       </w:pPr>
       <w:rPr>
-        <w:rFonts w:asciiTheme="majorHAnsi" w:eastAsiaTheme="majorEastAsia" w:hAnsiTheme="majorHAnsi" w:cstheme="majorBidi"/>
+        <w:rFonts/>
         <w:b/>
         <w:bCs/>
       </w:rPr>
@@ -3808,14 +3644,14 @@
     </w:tblStylePr>
     <w:tblStylePr w:type="firstCol">
       <w:rPr>
-        <w:rFonts w:asciiTheme="majorHAnsi" w:eastAsiaTheme="majorEastAsia" w:hAnsiTheme="majorHAnsi" w:cstheme="majorBidi"/>
+        <w:rFonts/>
         <w:b/>
         <w:bCs/>
       </w:rPr>
     </w:tblStylePr>
     <w:tblStylePr w:type="lastCol">
       <w:rPr>
-        <w:rFonts w:asciiTheme="majorHAnsi" w:eastAsiaTheme="majorEastAsia" w:hAnsiTheme="majorHAnsi" w:cstheme="majorBidi"/>
+        <w:rFonts/>
         <w:b/>
         <w:bCs/>
       </w:rPr>
@@ -3899,7 +3735,7 @@
         <w:spacing w:before="0" w:after="0" w:line="240" w:lineRule="auto"/>
       </w:pPr>
       <w:rPr>
-        <w:rFonts w:asciiTheme="majorHAnsi" w:eastAsiaTheme="majorEastAsia" w:hAnsiTheme="majorHAnsi" w:cstheme="majorBidi"/>
+        <w:rFonts/>
         <w:b/>
         <w:bCs/>
       </w:rPr>
@@ -3920,7 +3756,7 @@
         <w:spacing w:before="0" w:after="0" w:line="240" w:lineRule="auto"/>
       </w:pPr>
       <w:rPr>
-        <w:rFonts w:asciiTheme="majorHAnsi" w:eastAsiaTheme="majorEastAsia" w:hAnsiTheme="majorHAnsi" w:cstheme="majorBidi"/>
+        <w:rFonts/>
         <w:b/>
         <w:bCs/>
       </w:rPr>
@@ -3938,14 +3774,14 @@
     </w:tblStylePr>
     <w:tblStylePr w:type="firstCol">
       <w:rPr>
-        <w:rFonts w:asciiTheme="majorHAnsi" w:eastAsiaTheme="majorEastAsia" w:hAnsiTheme="majorHAnsi" w:cstheme="majorBidi"/>
+        <w:rFonts/>
         <w:b/>
         <w:bCs/>
       </w:rPr>
     </w:tblStylePr>
     <w:tblStylePr w:type="lastCol">
       <w:rPr>
-        <w:rFonts w:asciiTheme="majorHAnsi" w:eastAsiaTheme="majorEastAsia" w:hAnsiTheme="majorHAnsi" w:cstheme="majorBidi"/>
+        <w:rFonts/>
         <w:b/>
         <w:bCs/>
       </w:rPr>
@@ -4029,7 +3865,7 @@
         <w:spacing w:before="0" w:after="0" w:line="240" w:lineRule="auto"/>
       </w:pPr>
       <w:rPr>
-        <w:rFonts w:asciiTheme="majorHAnsi" w:eastAsiaTheme="majorEastAsia" w:hAnsiTheme="majorHAnsi" w:cstheme="majorBidi"/>
+        <w:rFonts/>
         <w:b/>
         <w:bCs/>
       </w:rPr>
@@ -4050,7 +3886,7 @@
         <w:spacing w:before="0" w:after="0" w:line="240" w:lineRule="auto"/>
       </w:pPr>
       <w:rPr>
-        <w:rFonts w:asciiTheme="majorHAnsi" w:eastAsiaTheme="majorEastAsia" w:hAnsiTheme="majorHAnsi" w:cstheme="majorBidi"/>
+        <w:rFonts/>
         <w:b/>
         <w:bCs/>
       </w:rPr>
@@ -4068,14 +3904,14 @@
     </w:tblStylePr>
     <w:tblStylePr w:type="firstCol">
       <w:rPr>
-        <w:rFonts w:asciiTheme="majorHAnsi" w:eastAsiaTheme="majorEastAsia" w:hAnsiTheme="majorHAnsi" w:cstheme="majorBidi"/>
+        <w:rFonts/>
         <w:b/>
         <w:bCs/>
       </w:rPr>
     </w:tblStylePr>
     <w:tblStylePr w:type="lastCol">
       <w:rPr>
-        <w:rFonts w:asciiTheme="majorHAnsi" w:eastAsiaTheme="majorEastAsia" w:hAnsiTheme="majorHAnsi" w:cstheme="majorBidi"/>
+        <w:rFonts/>
         <w:b/>
         <w:bCs/>
       </w:rPr>
@@ -5940,7 +5776,7 @@
     </w:tblPr>
     <w:tblStylePr w:type="firstRow">
       <w:rPr>
-        <w:rFonts w:asciiTheme="majorHAnsi" w:eastAsiaTheme="majorEastAsia" w:hAnsiTheme="majorHAnsi" w:cstheme="majorBidi"/>
+        <w:rFonts/>
       </w:rPr>
       <w:tblPr/>
       <w:tcPr>
@@ -6024,7 +5860,7 @@
     </w:tblPr>
     <w:tblStylePr w:type="firstRow">
       <w:rPr>
-        <w:rFonts w:asciiTheme="majorHAnsi" w:eastAsiaTheme="majorEastAsia" w:hAnsiTheme="majorHAnsi" w:cstheme="majorBidi"/>
+        <w:rFonts/>
       </w:rPr>
       <w:tblPr/>
       <w:tcPr>
@@ -6108,7 +5944,7 @@
     </w:tblPr>
     <w:tblStylePr w:type="firstRow">
       <w:rPr>
-        <w:rFonts w:asciiTheme="majorHAnsi" w:eastAsiaTheme="majorEastAsia" w:hAnsiTheme="majorHAnsi" w:cstheme="majorBidi"/>
+        <w:rFonts/>
       </w:rPr>
       <w:tblPr/>
       <w:tcPr>
@@ -6192,7 +6028,7 @@
     </w:tblPr>
     <w:tblStylePr w:type="firstRow">
       <w:rPr>
-        <w:rFonts w:asciiTheme="majorHAnsi" w:eastAsiaTheme="majorEastAsia" w:hAnsiTheme="majorHAnsi" w:cstheme="majorBidi"/>
+        <w:rFonts/>
       </w:rPr>
       <w:tblPr/>
       <w:tcPr>
@@ -6276,7 +6112,7 @@
     </w:tblPr>
     <w:tblStylePr w:type="firstRow">
       <w:rPr>
-        <w:rFonts w:asciiTheme="majorHAnsi" w:eastAsiaTheme="majorEastAsia" w:hAnsiTheme="majorHAnsi" w:cstheme="majorBidi"/>
+        <w:rFonts/>
       </w:rPr>
       <w:tblPr/>
       <w:tcPr>
@@ -6360,7 +6196,7 @@
     </w:tblPr>
     <w:tblStylePr w:type="firstRow">
       <w:rPr>
-        <w:rFonts w:asciiTheme="majorHAnsi" w:eastAsiaTheme="majorEastAsia" w:hAnsiTheme="majorHAnsi" w:cstheme="majorBidi"/>
+        <w:rFonts/>
       </w:rPr>
       <w:tblPr/>
       <w:tcPr>
@@ -6444,7 +6280,7 @@
     </w:tblPr>
     <w:tblStylePr w:type="firstRow">
       <w:rPr>
-        <w:rFonts w:asciiTheme="majorHAnsi" w:eastAsiaTheme="majorEastAsia" w:hAnsiTheme="majorHAnsi" w:cstheme="majorBidi"/>
+        <w:rFonts/>
       </w:rPr>
       <w:tblPr/>
       <w:tcPr>
@@ -6509,7 +6345,7 @@
       <w:spacing w:after="0" w:line="240" w:lineRule="auto"/>
     </w:pPr>
     <w:rPr>
-      <w:rFonts w:asciiTheme="majorHAnsi" w:eastAsiaTheme="majorEastAsia" w:hAnsiTheme="majorHAnsi" w:cstheme="majorBidi"/>
+      <w:rFonts/>
       <w:color w:val="000000" w:themeColor="text1"/>
     </w:rPr>
     <w:tblPr>
@@ -6637,7 +6473,7 @@
       <w:spacing w:after="0" w:line="240" w:lineRule="auto"/>
     </w:pPr>
     <w:rPr>
-      <w:rFonts w:asciiTheme="majorHAnsi" w:eastAsiaTheme="majorEastAsia" w:hAnsiTheme="majorHAnsi" w:cstheme="majorBidi"/>
+      <w:rFonts/>
       <w:color w:val="000000" w:themeColor="text1"/>
     </w:rPr>
     <w:tblPr>
@@ -6765,7 +6601,7 @@
       <w:spacing w:after="0" w:line="240" w:lineRule="auto"/>
     </w:pPr>
     <w:rPr>
-      <w:rFonts w:asciiTheme="majorHAnsi" w:eastAsiaTheme="majorEastAsia" w:hAnsiTheme="majorHAnsi" w:cstheme="majorBidi"/>
+      <w:rFonts/>
       <w:color w:val="000000" w:themeColor="text1"/>
     </w:rPr>
     <w:tblPr>
@@ -6893,7 +6729,7 @@
       <w:spacing w:after="0" w:line="240" w:lineRule="auto"/>
     </w:pPr>
     <w:rPr>
-      <w:rFonts w:asciiTheme="majorHAnsi" w:eastAsiaTheme="majorEastAsia" w:hAnsiTheme="majorHAnsi" w:cstheme="majorBidi"/>
+      <w:rFonts/>
       <w:color w:val="000000" w:themeColor="text1"/>
     </w:rPr>
     <w:tblPr>
@@ -7021,7 +6857,7 @@
       <w:spacing w:after="0" w:line="240" w:lineRule="auto"/>
     </w:pPr>
     <w:rPr>
-      <w:rFonts w:asciiTheme="majorHAnsi" w:eastAsiaTheme="majorEastAsia" w:hAnsiTheme="majorHAnsi" w:cstheme="majorBidi"/>
+      <w:rFonts/>
       <w:color w:val="000000" w:themeColor="text1"/>
     </w:rPr>
     <w:tblPr>
@@ -7149,7 +6985,7 @@
       <w:spacing w:after="0" w:line="240" w:lineRule="auto"/>
     </w:pPr>
     <w:rPr>
-      <w:rFonts w:asciiTheme="majorHAnsi" w:eastAsiaTheme="majorEastAsia" w:hAnsiTheme="majorHAnsi" w:cstheme="majorBidi"/>
+      <w:rFonts/>
       <w:color w:val="000000" w:themeColor="text1"/>
     </w:rPr>
     <w:tblPr>
@@ -7277,7 +7113,7 @@
       <w:spacing w:after="0" w:line="240" w:lineRule="auto"/>
     </w:pPr>
     <w:rPr>
-      <w:rFonts w:asciiTheme="majorHAnsi" w:eastAsiaTheme="majorEastAsia" w:hAnsiTheme="majorHAnsi" w:cstheme="majorBidi"/>
+      <w:rFonts/>
       <w:color w:val="000000" w:themeColor="text1"/>
     </w:rPr>
     <w:tblPr>
@@ -7916,7 +7752,7 @@
       <w:spacing w:after="0" w:line="240" w:lineRule="auto"/>
     </w:pPr>
     <w:rPr>
-      <w:rFonts w:asciiTheme="majorHAnsi" w:eastAsiaTheme="majorEastAsia" w:hAnsiTheme="majorHAnsi" w:cstheme="majorBidi"/>
+      <w:rFonts/>
       <w:color w:val="000000" w:themeColor="text1"/>
     </w:rPr>
     <w:tblPr>
@@ -8041,7 +7877,7 @@
       <w:spacing w:after="0" w:line="240" w:lineRule="auto"/>
     </w:pPr>
     <w:rPr>
-      <w:rFonts w:asciiTheme="majorHAnsi" w:eastAsiaTheme="majorEastAsia" w:hAnsiTheme="majorHAnsi" w:cstheme="majorBidi"/>
+      <w:rFonts/>
       <w:color w:val="000000" w:themeColor="text1"/>
     </w:rPr>
     <w:tblPr>
@@ -8166,7 +8002,7 @@
       <w:spacing w:after="0" w:line="240" w:lineRule="auto"/>
     </w:pPr>
     <w:rPr>
-      <w:rFonts w:asciiTheme="majorHAnsi" w:eastAsiaTheme="majorEastAsia" w:hAnsiTheme="majorHAnsi" w:cstheme="majorBidi"/>
+      <w:rFonts/>
       <w:color w:val="000000" w:themeColor="text1"/>
     </w:rPr>
     <w:tblPr>
@@ -8291,7 +8127,7 @@
       <w:spacing w:after="0" w:line="240" w:lineRule="auto"/>
     </w:pPr>
     <w:rPr>
-      <w:rFonts w:asciiTheme="majorHAnsi" w:eastAsiaTheme="majorEastAsia" w:hAnsiTheme="majorHAnsi" w:cstheme="majorBidi"/>
+      <w:rFonts/>
       <w:color w:val="000000" w:themeColor="text1"/>
     </w:rPr>
     <w:tblPr>
@@ -8416,7 +8252,7 @@
       <w:spacing w:after="0" w:line="240" w:lineRule="auto"/>
     </w:pPr>
     <w:rPr>
-      <w:rFonts w:asciiTheme="majorHAnsi" w:eastAsiaTheme="majorEastAsia" w:hAnsiTheme="majorHAnsi" w:cstheme="majorBidi"/>
+      <w:rFonts/>
       <w:color w:val="000000" w:themeColor="text1"/>
     </w:rPr>
     <w:tblPr>
@@ -8541,7 +8377,7 @@
       <w:spacing w:after="0" w:line="240" w:lineRule="auto"/>
     </w:pPr>
     <w:rPr>
-      <w:rFonts w:asciiTheme="majorHAnsi" w:eastAsiaTheme="majorEastAsia" w:hAnsiTheme="majorHAnsi" w:cstheme="majorBidi"/>
+      <w:rFonts/>
       <w:color w:val="000000" w:themeColor="text1"/>
     </w:rPr>
     <w:tblPr>
@@ -8666,7 +8502,7 @@
       <w:spacing w:after="0" w:line="240" w:lineRule="auto"/>
     </w:pPr>
     <w:rPr>
-      <w:rFonts w:asciiTheme="majorHAnsi" w:eastAsiaTheme="majorEastAsia" w:hAnsiTheme="majorHAnsi" w:cstheme="majorBidi"/>
+      <w:rFonts/>
       <w:color w:val="000000" w:themeColor="text1"/>
     </w:rPr>
     <w:tblPr>
